--- a/Sir Umer Haroon - Software Construction and Development (Lab)/Lab 1 Task/README.docx
+++ b/Sir Umer Haroon - Software Construction and Development (Lab)/Lab 1 Task/README.docx
@@ -37,7 +37,218 @@
         <w:t xml:space="preserve"> run the program by typing `python task.py`. Once it starts, you can add books, magazines, and DVDs, then borrow, return, or renew them when needed. The program saves your library information automatically, so you do not lose it when you close the program. When you are finished, simply choose the exit option from the menu.</w:t>
       </w:r>
     </w:p>
+    <w:p>
+      <w:pPr>
+        <w:rPr>
+          <w:b/>
+          <w:bCs/>
+          <w:sz w:val="40"/>
+          <w:szCs w:val="40"/>
+        </w:rPr>
+      </w:pPr>
+      <w:r>
+        <w:rPr>
+          <w:b/>
+          <w:bCs/>
+          <w:sz w:val="40"/>
+          <w:szCs w:val="40"/>
+        </w:rPr>
+        <w:t>Program Output</w:t>
+      </w:r>
+    </w:p>
+    <w:p>
+      <w:pPr>
+        <w:rPr>
+          <w:b/>
+          <w:bCs/>
+        </w:rPr>
+      </w:pPr>
+    </w:p>
+    <w:p>
+      <w:r>
+        <w:rPr>
+          <w:noProof/>
+        </w:rPr>
+        <w:drawing>
+          <wp:inline distT="0" distB="0" distL="0" distR="0" wp14:anchorId="78806AEA" wp14:editId="353B74CF">
+            <wp:extent cx="5943600" cy="4482465"/>
+            <wp:effectExtent l="0" t="0" r="0" b="0"/>
+            <wp:docPr id="1182775020" name="Picture 1"/>
+            <wp:cNvGraphicFramePr>
+              <a:graphicFrameLocks xmlns:a="http://schemas.openxmlformats.org/drawingml/2006/main" noChangeAspect="1"/>
+            </wp:cNvGraphicFramePr>
+            <a:graphic xmlns:a="http://schemas.openxmlformats.org/drawingml/2006/main">
+              <a:graphicData uri="http://schemas.openxmlformats.org/drawingml/2006/picture">
+                <pic:pic xmlns:pic="http://schemas.openxmlformats.org/drawingml/2006/picture">
+                  <pic:nvPicPr>
+                    <pic:cNvPr id="1182775020" name=""/>
+                    <pic:cNvPicPr/>
+                  </pic:nvPicPr>
+                  <pic:blipFill>
+                    <a:blip r:embed="rId4"/>
+                    <a:stretch>
+                      <a:fillRect/>
+                    </a:stretch>
+                  </pic:blipFill>
+                  <pic:spPr>
+                    <a:xfrm>
+                      <a:off x="0" y="0"/>
+                      <a:ext cx="5943600" cy="4482465"/>
+                    </a:xfrm>
+                    <a:prstGeom prst="rect">
+                      <a:avLst/>
+                    </a:prstGeom>
+                  </pic:spPr>
+                </pic:pic>
+              </a:graphicData>
+            </a:graphic>
+          </wp:inline>
+        </w:drawing>
+      </w:r>
+    </w:p>
     <w:p/>
+    <w:p/>
+    <w:p>
+      <w:r>
+        <w:rPr>
+          <w:noProof/>
+        </w:rPr>
+        <w:lastRenderedPageBreak/>
+        <w:drawing>
+          <wp:inline distT="0" distB="0" distL="0" distR="0" wp14:anchorId="18AA8633" wp14:editId="60EB1E47">
+            <wp:extent cx="4549534" cy="1950889"/>
+            <wp:effectExtent l="0" t="0" r="3810" b="0"/>
+            <wp:docPr id="1039232351" name="Picture 1"/>
+            <wp:cNvGraphicFramePr>
+              <a:graphicFrameLocks xmlns:a="http://schemas.openxmlformats.org/drawingml/2006/main" noChangeAspect="1"/>
+            </wp:cNvGraphicFramePr>
+            <a:graphic xmlns:a="http://schemas.openxmlformats.org/drawingml/2006/main">
+              <a:graphicData uri="http://schemas.openxmlformats.org/drawingml/2006/picture">
+                <pic:pic xmlns:pic="http://schemas.openxmlformats.org/drawingml/2006/picture">
+                  <pic:nvPicPr>
+                    <pic:cNvPr id="1039232351" name=""/>
+                    <pic:cNvPicPr/>
+                  </pic:nvPicPr>
+                  <pic:blipFill>
+                    <a:blip r:embed="rId5"/>
+                    <a:stretch>
+                      <a:fillRect/>
+                    </a:stretch>
+                  </pic:blipFill>
+                  <pic:spPr>
+                    <a:xfrm>
+                      <a:off x="0" y="0"/>
+                      <a:ext cx="4549534" cy="1950889"/>
+                    </a:xfrm>
+                    <a:prstGeom prst="rect">
+                      <a:avLst/>
+                    </a:prstGeom>
+                  </pic:spPr>
+                </pic:pic>
+              </a:graphicData>
+            </a:graphic>
+          </wp:inline>
+        </w:drawing>
+      </w:r>
+    </w:p>
+    <w:p>
+      <w:r>
+        <w:rPr>
+          <w:noProof/>
+        </w:rPr>
+        <w:drawing>
+          <wp:inline distT="0" distB="0" distL="0" distR="0" wp14:anchorId="7986088E" wp14:editId="26032BBE">
+            <wp:extent cx="4206605" cy="1486029"/>
+            <wp:effectExtent l="0" t="0" r="3810" b="0"/>
+            <wp:docPr id="1435152478" name="Picture 1"/>
+            <wp:cNvGraphicFramePr>
+              <a:graphicFrameLocks xmlns:a="http://schemas.openxmlformats.org/drawingml/2006/main" noChangeAspect="1"/>
+            </wp:cNvGraphicFramePr>
+            <a:graphic xmlns:a="http://schemas.openxmlformats.org/drawingml/2006/main">
+              <a:graphicData uri="http://schemas.openxmlformats.org/drawingml/2006/picture">
+                <pic:pic xmlns:pic="http://schemas.openxmlformats.org/drawingml/2006/picture">
+                  <pic:nvPicPr>
+                    <pic:cNvPr id="1435152478" name=""/>
+                    <pic:cNvPicPr/>
+                  </pic:nvPicPr>
+                  <pic:blipFill>
+                    <a:blip r:embed="rId6"/>
+                    <a:stretch>
+                      <a:fillRect/>
+                    </a:stretch>
+                  </pic:blipFill>
+                  <pic:spPr>
+                    <a:xfrm>
+                      <a:off x="0" y="0"/>
+                      <a:ext cx="4206605" cy="1486029"/>
+                    </a:xfrm>
+                    <a:prstGeom prst="rect">
+                      <a:avLst/>
+                    </a:prstGeom>
+                  </pic:spPr>
+                </pic:pic>
+              </a:graphicData>
+            </a:graphic>
+          </wp:inline>
+        </w:drawing>
+      </w:r>
+    </w:p>
+    <w:p/>
+    <w:p>
+      <w:r>
+        <w:rPr>
+          <w:noProof/>
+        </w:rPr>
+        <w:drawing>
+          <wp:inline distT="0" distB="0" distL="0" distR="0" wp14:anchorId="093A5E70" wp14:editId="1F45A8D6">
+            <wp:extent cx="4168501" cy="1615580"/>
+            <wp:effectExtent l="0" t="0" r="3810" b="3810"/>
+            <wp:docPr id="1204506510" name="Picture 1"/>
+            <wp:cNvGraphicFramePr>
+              <a:graphicFrameLocks xmlns:a="http://schemas.openxmlformats.org/drawingml/2006/main" noChangeAspect="1"/>
+            </wp:cNvGraphicFramePr>
+            <a:graphic xmlns:a="http://schemas.openxmlformats.org/drawingml/2006/main">
+              <a:graphicData uri="http://schemas.openxmlformats.org/drawingml/2006/picture">
+                <pic:pic xmlns:pic="http://schemas.openxmlformats.org/drawingml/2006/picture">
+                  <pic:nvPicPr>
+                    <pic:cNvPr id="1204506510" name=""/>
+                    <pic:cNvPicPr/>
+                  </pic:nvPicPr>
+                  <pic:blipFill>
+                    <a:blip r:embed="rId7"/>
+                    <a:stretch>
+                      <a:fillRect/>
+                    </a:stretch>
+                  </pic:blipFill>
+                  <pic:spPr>
+                    <a:xfrm>
+                      <a:off x="0" y="0"/>
+                      <a:ext cx="4168501" cy="1615580"/>
+                    </a:xfrm>
+                    <a:prstGeom prst="rect">
+                      <a:avLst/>
+                    </a:prstGeom>
+                  </pic:spPr>
+                </pic:pic>
+              </a:graphicData>
+            </a:graphic>
+          </wp:inline>
+        </w:drawing>
+      </w:r>
+    </w:p>
+    <w:p/>
+    <w:p/>
+    <w:p/>
+    <w:p/>
+    <w:p/>
+    <w:p/>
+    <w:p>
+      <w:pPr>
+        <w:tabs>
+          <w:tab w:val="left" w:pos="6708"/>
+        </w:tabs>
+      </w:pPr>
+    </w:p>
     <w:p>
       <w:pPr>
         <w:tabs>
@@ -57,6 +268,7 @@
           <w:sz w:val="40"/>
           <w:szCs w:val="40"/>
         </w:rPr>
+        <w:lastRenderedPageBreak/>
         <w:t>Class Diagram</w:t>
       </w:r>
     </w:p>
@@ -66,6 +278,52 @@
           <w:tab w:val="left" w:pos="6708"/>
         </w:tabs>
       </w:pPr>
+      <w:r>
+        <w:rPr>
+          <w:noProof/>
+        </w:rPr>
+        <w:drawing>
+          <wp:inline distT="0" distB="0" distL="0" distR="0" wp14:anchorId="30DE97B7" wp14:editId="6BB6B02B">
+            <wp:extent cx="4521200" cy="6781800"/>
+            <wp:effectExtent l="0" t="0" r="0" b="0"/>
+            <wp:docPr id="1218164163" name="Picture 2"/>
+            <wp:cNvGraphicFramePr>
+              <a:graphicFrameLocks xmlns:a="http://schemas.openxmlformats.org/drawingml/2006/main" noChangeAspect="1"/>
+            </wp:cNvGraphicFramePr>
+            <a:graphic xmlns:a="http://schemas.openxmlformats.org/drawingml/2006/main">
+              <a:graphicData uri="http://schemas.openxmlformats.org/drawingml/2006/picture">
+                <pic:pic xmlns:pic="http://schemas.openxmlformats.org/drawingml/2006/picture">
+                  <pic:nvPicPr>
+                    <pic:cNvPr id="1218164163" name="Picture 1218164163"/>
+                    <pic:cNvPicPr/>
+                  </pic:nvPicPr>
+                  <pic:blipFill>
+                    <a:blip r:embed="rId8" cstate="print">
+                      <a:extLst>
+                        <a:ext uri="{28A0092B-C50C-407E-A947-70E740481C1C}">
+                          <a14:useLocalDpi xmlns:a14="http://schemas.microsoft.com/office/drawing/2010/main" val="0"/>
+                        </a:ext>
+                      </a:extLst>
+                    </a:blip>
+                    <a:stretch>
+                      <a:fillRect/>
+                    </a:stretch>
+                  </pic:blipFill>
+                  <pic:spPr>
+                    <a:xfrm>
+                      <a:off x="0" y="0"/>
+                      <a:ext cx="4525775" cy="6788663"/>
+                    </a:xfrm>
+                    <a:prstGeom prst="rect">
+                      <a:avLst/>
+                    </a:prstGeom>
+                  </pic:spPr>
+                </pic:pic>
+              </a:graphicData>
+            </a:graphic>
+          </wp:inline>
+        </w:drawing>
+      </w:r>
     </w:p>
     <w:sectPr>
       <w:pgSz w:w="12240" w:h="15840"/>
@@ -477,7 +735,7 @@
   <w:style w:type="paragraph" w:default="1" w:styleId="Normal">
     <w:name w:val="Normal"/>
     <w:qFormat/>
-    <w:rsid w:val="00263DB3"/>
+    <w:rsid w:val="00844848"/>
   </w:style>
   <w:style w:type="paragraph" w:styleId="Heading1">
     <w:name w:val="heading 1"/>
